--- a/assets/templates/Санаторно-курортная карта.docx
+++ b/assets/templates/Санаторно-курортная карта.docx
@@ -114,8 +114,8 @@
       </w:tblPr>
       <w:tblGrid>
         <w:gridCol w:w="4664"/>
-        <w:gridCol w:w="1563"/>
-        <w:gridCol w:w="3964"/>
+        <w:gridCol w:w="1562"/>
+        <w:gridCol w:w="3965"/>
       </w:tblGrid>
       <w:tr>
         <w:trPr/>
@@ -260,7 +260,7 @@
         </w:tc>
         <w:tc>
           <w:tcPr>
-            <w:tcW w:w="1563" w:type="dxa"/>
+            <w:tcW w:w="1562" w:type="dxa"/>
             <w:vMerge w:val="restart"/>
             <w:tcBorders>
               <w:top w:val="nil"/>
@@ -295,7 +295,7 @@
         </w:tc>
         <w:tc>
           <w:tcPr>
-            <w:tcW w:w="3964" w:type="dxa"/>
+            <w:tcW w:w="3965" w:type="dxa"/>
             <w:tcBorders>
               <w:top w:val="nil"/>
               <w:left w:val="nil"/>
@@ -363,7 +363,7 @@
         </w:tc>
         <w:tc>
           <w:tcPr>
-            <w:tcW w:w="1563" w:type="dxa"/>
+            <w:tcW w:w="1562" w:type="dxa"/>
             <w:vMerge w:val="continue"/>
             <w:tcBorders>
               <w:top w:val="nil"/>
@@ -398,7 +398,7 @@
         </w:tc>
         <w:tc>
           <w:tcPr>
-            <w:tcW w:w="3964" w:type="dxa"/>
+            <w:tcW w:w="3965" w:type="dxa"/>
             <w:tcBorders>
               <w:top w:val="nil"/>
               <w:left w:val="nil"/>
@@ -466,7 +466,7 @@
         </w:tc>
         <w:tc>
           <w:tcPr>
-            <w:tcW w:w="1563" w:type="dxa"/>
+            <w:tcW w:w="1562" w:type="dxa"/>
             <w:vMerge w:val="continue"/>
             <w:tcBorders>
               <w:top w:val="nil"/>
@@ -501,7 +501,7 @@
         </w:tc>
         <w:tc>
           <w:tcPr>
-            <w:tcW w:w="3964" w:type="dxa"/>
+            <w:tcW w:w="3965" w:type="dxa"/>
             <w:tcBorders>
               <w:top w:val="nil"/>
               <w:left w:val="nil"/>
@@ -565,7 +565,7 @@
         </w:tc>
         <w:tc>
           <w:tcPr>
-            <w:tcW w:w="1563" w:type="dxa"/>
+            <w:tcW w:w="1562" w:type="dxa"/>
             <w:vMerge w:val="continue"/>
             <w:tcBorders>
               <w:top w:val="nil"/>
@@ -600,7 +600,7 @@
         </w:tc>
         <w:tc>
           <w:tcPr>
-            <w:tcW w:w="3964" w:type="dxa"/>
+            <w:tcW w:w="3965" w:type="dxa"/>
             <w:tcBorders>
               <w:top w:val="nil"/>
               <w:left w:val="nil"/>
@@ -664,7 +664,7 @@
         </w:tc>
         <w:tc>
           <w:tcPr>
-            <w:tcW w:w="1563" w:type="dxa"/>
+            <w:tcW w:w="1562" w:type="dxa"/>
             <w:vMerge w:val="continue"/>
             <w:tcBorders>
               <w:top w:val="nil"/>
@@ -699,7 +699,7 @@
         </w:tc>
         <w:tc>
           <w:tcPr>
-            <w:tcW w:w="3964" w:type="dxa"/>
+            <w:tcW w:w="3965" w:type="dxa"/>
             <w:tcBorders>
               <w:top w:val="nil"/>
               <w:left w:val="nil"/>
@@ -761,7 +761,7 @@
         </w:tc>
         <w:tc>
           <w:tcPr>
-            <w:tcW w:w="1563" w:type="dxa"/>
+            <w:tcW w:w="1562" w:type="dxa"/>
             <w:tcBorders>
               <w:top w:val="nil"/>
               <w:left w:val="nil"/>
@@ -795,7 +795,7 @@
         </w:tc>
         <w:tc>
           <w:tcPr>
-            <w:tcW w:w="3964" w:type="dxa"/>
+            <w:tcW w:w="3965" w:type="dxa"/>
             <w:tcBorders>
               <w:top w:val="nil"/>
               <w:left w:val="nil"/>
@@ -858,7 +858,7 @@
         </w:tc>
         <w:tc>
           <w:tcPr>
-            <w:tcW w:w="1563" w:type="dxa"/>
+            <w:tcW w:w="1562" w:type="dxa"/>
             <w:tcBorders>
               <w:top w:val="nil"/>
               <w:left w:val="nil"/>
@@ -936,7 +936,7 @@
         </w:tc>
         <w:tc>
           <w:tcPr>
-            <w:tcW w:w="3964" w:type="dxa"/>
+            <w:tcW w:w="3965" w:type="dxa"/>
             <w:tcBorders>
               <w:top w:val="nil"/>
               <w:left w:val="nil"/>
@@ -1378,25 +1378,25 @@
       </w:tblPr>
       <w:tblGrid>
         <w:gridCol w:w="643"/>
-        <w:gridCol w:w="37"/>
+        <w:gridCol w:w="36"/>
         <w:gridCol w:w="842"/>
         <w:gridCol w:w="550"/>
         <w:gridCol w:w="94"/>
-        <w:gridCol w:w="1038"/>
-        <w:gridCol w:w="246"/>
+        <w:gridCol w:w="1039"/>
+        <w:gridCol w:w="245"/>
         <w:gridCol w:w="112"/>
         <w:gridCol w:w="106"/>
-        <w:gridCol w:w="134"/>
-        <w:gridCol w:w="464"/>
-        <w:gridCol w:w="60"/>
-        <w:gridCol w:w="1269"/>
-        <w:gridCol w:w="233"/>
-        <w:gridCol w:w="18"/>
+        <w:gridCol w:w="135"/>
+        <w:gridCol w:w="463"/>
+        <w:gridCol w:w="61"/>
+        <w:gridCol w:w="1268"/>
+        <w:gridCol w:w="234"/>
+        <w:gridCol w:w="17"/>
         <w:gridCol w:w="658"/>
-        <w:gridCol w:w="884"/>
+        <w:gridCol w:w="885"/>
         <w:gridCol w:w="742"/>
-        <w:gridCol w:w="390"/>
-        <w:gridCol w:w="1671"/>
+        <w:gridCol w:w="389"/>
+        <w:gridCol w:w="1672"/>
       </w:tblGrid>
       <w:tr>
         <w:trPr/>
@@ -1474,7 +1474,7 @@
         <w:trPr/>
         <w:tc>
           <w:tcPr>
-            <w:tcW w:w="1522" w:type="dxa"/>
+            <w:tcW w:w="1521" w:type="dxa"/>
             <w:gridSpan w:val="3"/>
             <w:tcBorders>
               <w:top w:val="nil"/>
@@ -1674,7 +1674,7 @@
         </w:tc>
         <w:tc>
           <w:tcPr>
-            <w:tcW w:w="5925" w:type="dxa"/>
+            <w:tcW w:w="5926" w:type="dxa"/>
             <w:gridSpan w:val="9"/>
             <w:tcBorders>
               <w:top w:val="nil"/>
@@ -1723,7 +1723,7 @@
         <w:trPr/>
         <w:tc>
           <w:tcPr>
-            <w:tcW w:w="5846" w:type="dxa"/>
+            <w:tcW w:w="5845" w:type="dxa"/>
             <w:gridSpan w:val="15"/>
             <w:tcBorders>
               <w:top w:val="nil"/>
@@ -1758,7 +1758,7 @@
         </w:tc>
         <w:tc>
           <w:tcPr>
-            <w:tcW w:w="4345" w:type="dxa"/>
+            <w:tcW w:w="4346" w:type="dxa"/>
             <w:gridSpan w:val="5"/>
             <w:tcBorders>
               <w:top w:val="nil"/>
@@ -1795,7 +1795,7 @@
         <w:trPr/>
         <w:tc>
           <w:tcPr>
-            <w:tcW w:w="680" w:type="dxa"/>
+            <w:tcW w:w="679" w:type="dxa"/>
             <w:gridSpan w:val="2"/>
             <w:tcBorders>
               <w:top w:val="nil"/>
@@ -1830,7 +1830,7 @@
         </w:tc>
         <w:tc>
           <w:tcPr>
-            <w:tcW w:w="3122" w:type="dxa"/>
+            <w:tcW w:w="3123" w:type="dxa"/>
             <w:gridSpan w:val="8"/>
             <w:tcBorders>
               <w:top w:val="nil"/>
@@ -1864,7 +1864,7 @@
         </w:tc>
         <w:tc>
           <w:tcPr>
-            <w:tcW w:w="1793" w:type="dxa"/>
+            <w:tcW w:w="1792" w:type="dxa"/>
             <w:gridSpan w:val="3"/>
             <w:tcBorders>
               <w:top w:val="nil"/>
@@ -1909,7 +1909,7 @@
         </w:tc>
         <w:tc>
           <w:tcPr>
-            <w:tcW w:w="4596" w:type="dxa"/>
+            <w:tcW w:w="4597" w:type="dxa"/>
             <w:gridSpan w:val="7"/>
             <w:tcBorders>
               <w:top w:val="nil"/>
@@ -2014,7 +2014,7 @@
         </w:tc>
         <w:tc>
           <w:tcPr>
-            <w:tcW w:w="464" w:type="dxa"/>
+            <w:tcW w:w="463" w:type="dxa"/>
             <w:gridSpan w:val="3"/>
             <w:tcBorders>
               <w:top w:val="nil"/>
@@ -2093,7 +2093,7 @@
         </w:tc>
         <w:tc>
           <w:tcPr>
-            <w:tcW w:w="1562" w:type="dxa"/>
+            <w:tcW w:w="1563" w:type="dxa"/>
             <w:gridSpan w:val="3"/>
             <w:tcBorders>
               <w:top w:val="nil"/>
@@ -2128,7 +2128,7 @@
         </w:tc>
         <w:tc>
           <w:tcPr>
-            <w:tcW w:w="676" w:type="dxa"/>
+            <w:tcW w:w="675" w:type="dxa"/>
             <w:gridSpan w:val="2"/>
             <w:tcBorders>
               <w:top w:val="nil"/>
@@ -2162,7 +2162,7 @@
         </w:tc>
         <w:tc>
           <w:tcPr>
-            <w:tcW w:w="884" w:type="dxa"/>
+            <w:tcW w:w="885" w:type="dxa"/>
             <w:tcBorders>
               <w:top w:val="nil"/>
               <w:left w:val="nil"/>
@@ -2229,7 +2229,7 @@
         </w:tc>
         <w:tc>
           <w:tcPr>
-            <w:tcW w:w="390" w:type="dxa"/>
+            <w:tcW w:w="389" w:type="dxa"/>
             <w:tcBorders>
               <w:top w:val="nil"/>
               <w:left w:val="nil"/>
@@ -2263,7 +2263,7 @@
         </w:tc>
         <w:tc>
           <w:tcPr>
-            <w:tcW w:w="1671" w:type="dxa"/>
+            <w:tcW w:w="1672" w:type="dxa"/>
             <w:tcBorders>
               <w:top w:val="nil"/>
               <w:left w:val="nil"/>
@@ -2328,25 +2328,25 @@
       </w:tblPr>
       <w:tblGrid>
         <w:gridCol w:w="644"/>
-        <w:gridCol w:w="38"/>
-        <w:gridCol w:w="2524"/>
-        <w:gridCol w:w="464"/>
-        <w:gridCol w:w="134"/>
+        <w:gridCol w:w="37"/>
+        <w:gridCol w:w="2525"/>
+        <w:gridCol w:w="463"/>
+        <w:gridCol w:w="135"/>
         <w:gridCol w:w="466"/>
-        <w:gridCol w:w="1328"/>
-        <w:gridCol w:w="233"/>
-        <w:gridCol w:w="18"/>
+        <w:gridCol w:w="1327"/>
+        <w:gridCol w:w="234"/>
+        <w:gridCol w:w="17"/>
         <w:gridCol w:w="658"/>
-        <w:gridCol w:w="882"/>
+        <w:gridCol w:w="883"/>
         <w:gridCol w:w="744"/>
-        <w:gridCol w:w="390"/>
-        <w:gridCol w:w="1668"/>
+        <w:gridCol w:w="389"/>
+        <w:gridCol w:w="1669"/>
       </w:tblGrid>
       <w:tr>
         <w:trPr/>
         <w:tc>
           <w:tcPr>
-            <w:tcW w:w="5849" w:type="dxa"/>
+            <w:tcW w:w="5848" w:type="dxa"/>
             <w:gridSpan w:val="9"/>
             <w:tcBorders>
               <w:top w:val="nil"/>
@@ -2381,7 +2381,7 @@
         </w:tc>
         <w:tc>
           <w:tcPr>
-            <w:tcW w:w="4342" w:type="dxa"/>
+            <w:tcW w:w="4343" w:type="dxa"/>
             <w:gridSpan w:val="5"/>
             <w:tcBorders>
               <w:top w:val="nil"/>
@@ -2418,7 +2418,7 @@
         <w:trPr/>
         <w:tc>
           <w:tcPr>
-            <w:tcW w:w="682" w:type="dxa"/>
+            <w:tcW w:w="681" w:type="dxa"/>
             <w:gridSpan w:val="2"/>
             <w:tcBorders>
               <w:top w:val="nil"/>
@@ -2453,7 +2453,7 @@
         </w:tc>
         <w:tc>
           <w:tcPr>
-            <w:tcW w:w="3122" w:type="dxa"/>
+            <w:tcW w:w="3123" w:type="dxa"/>
             <w:gridSpan w:val="3"/>
             <w:tcBorders>
               <w:top w:val="nil"/>
@@ -2487,7 +2487,7 @@
         </w:tc>
         <w:tc>
           <w:tcPr>
-            <w:tcW w:w="1794" w:type="dxa"/>
+            <w:tcW w:w="1793" w:type="dxa"/>
             <w:gridSpan w:val="2"/>
             <w:tcBorders>
               <w:top w:val="nil"/>
@@ -2532,7 +2532,7 @@
         </w:tc>
         <w:tc>
           <w:tcPr>
-            <w:tcW w:w="4593" w:type="dxa"/>
+            <w:tcW w:w="4594" w:type="dxa"/>
             <w:gridSpan w:val="7"/>
             <w:tcBorders>
               <w:top w:val="nil"/>
@@ -2637,7 +2637,7 @@
         </w:tc>
         <w:tc>
           <w:tcPr>
-            <w:tcW w:w="464" w:type="dxa"/>
+            <w:tcW w:w="463" w:type="dxa"/>
             <w:tcBorders>
               <w:top w:val="nil"/>
               <w:left w:val="nil"/>
@@ -2681,7 +2681,7 @@
         </w:tc>
         <w:tc>
           <w:tcPr>
-            <w:tcW w:w="600" w:type="dxa"/>
+            <w:tcW w:w="601" w:type="dxa"/>
             <w:gridSpan w:val="2"/>
             <w:tcBorders>
               <w:top w:val="nil"/>
@@ -2750,7 +2750,7 @@
         </w:tc>
         <w:tc>
           <w:tcPr>
-            <w:tcW w:w="676" w:type="dxa"/>
+            <w:tcW w:w="675" w:type="dxa"/>
             <w:gridSpan w:val="2"/>
             <w:tcBorders>
               <w:top w:val="nil"/>
@@ -2784,7 +2784,7 @@
         </w:tc>
         <w:tc>
           <w:tcPr>
-            <w:tcW w:w="882" w:type="dxa"/>
+            <w:tcW w:w="883" w:type="dxa"/>
             <w:tcBorders>
               <w:top w:val="nil"/>
               <w:left w:val="nil"/>
@@ -2851,7 +2851,7 @@
         </w:tc>
         <w:tc>
           <w:tcPr>
-            <w:tcW w:w="390" w:type="dxa"/>
+            <w:tcW w:w="389" w:type="dxa"/>
             <w:tcBorders>
               <w:top w:val="nil"/>
               <w:left w:val="nil"/>
@@ -2885,7 +2885,7 @@
         </w:tc>
         <w:tc>
           <w:tcPr>
-            <w:tcW w:w="1668" w:type="dxa"/>
+            <w:tcW w:w="1669" w:type="dxa"/>
             <w:tcBorders>
               <w:top w:val="nil"/>
               <w:left w:val="nil"/>
@@ -2949,14 +2949,14 @@
         <w:tblLook w:val="01e0"/>
       </w:tblPr>
       <w:tblGrid>
-        <w:gridCol w:w="4352"/>
-        <w:gridCol w:w="5839"/>
+        <w:gridCol w:w="4351"/>
+        <w:gridCol w:w="5840"/>
       </w:tblGrid>
       <w:tr>
         <w:trPr/>
         <w:tc>
           <w:tcPr>
-            <w:tcW w:w="4352" w:type="dxa"/>
+            <w:tcW w:w="4351" w:type="dxa"/>
             <w:tcBorders>
               <w:top w:val="nil"/>
               <w:left w:val="nil"/>
@@ -2990,7 +2990,7 @@
         </w:tc>
         <w:tc>
           <w:tcPr>
-            <w:tcW w:w="5839" w:type="dxa"/>
+            <w:tcW w:w="5840" w:type="dxa"/>
             <w:tcBorders>
               <w:top w:val="nil"/>
               <w:left w:val="nil"/>
@@ -3962,8 +3962,8 @@
         <w:gridCol w:w="1253"/>
         <w:gridCol w:w="408"/>
         <w:gridCol w:w="238"/>
-        <w:gridCol w:w="1282"/>
-        <w:gridCol w:w="114"/>
+        <w:gridCol w:w="1281"/>
+        <w:gridCol w:w="115"/>
         <w:gridCol w:w="699"/>
         <w:gridCol w:w="299"/>
       </w:tblGrid>
@@ -4214,36 +4214,36 @@
         </w:tc>
         <w:tc>
           <w:tcPr>
-            <w:tcW w:w="1282" w:type="dxa"/>
-            <w:tcBorders>
-              <w:top w:val="nil"/>
-              <w:left w:val="nil"/>
-              <w:right w:val="nil"/>
-            </w:tcBorders>
-            <w:vAlign w:val="bottom"/>
-          </w:tcPr>
-          <w:p>
-            <w:pPr>
-              <w:pStyle w:val="Normal"/>
-              <w:widowControl/>
-              <w:spacing w:before="0" w:after="0"/>
-              <w:jc w:val="center"/>
-              <w:rPr>
-                <w:sz w:val="20"/>
-                <w:szCs w:val="20"/>
-              </w:rPr>
-            </w:pPr>
-            <w:r>
-              <w:rPr>
-                <w:sz w:val="20"/>
-                <w:szCs w:val="20"/>
-              </w:rPr>
-            </w:r>
-          </w:p>
-        </w:tc>
-        <w:tc>
-          <w:tcPr>
-            <w:tcW w:w="114" w:type="dxa"/>
+            <w:tcW w:w="1281" w:type="dxa"/>
+            <w:tcBorders>
+              <w:top w:val="nil"/>
+              <w:left w:val="nil"/>
+              <w:right w:val="nil"/>
+            </w:tcBorders>
+            <w:vAlign w:val="bottom"/>
+          </w:tcPr>
+          <w:p>
+            <w:pPr>
+              <w:pStyle w:val="Normal"/>
+              <w:widowControl/>
+              <w:spacing w:before="0" w:after="0"/>
+              <w:jc w:val="center"/>
+              <w:rPr>
+                <w:sz w:val="20"/>
+                <w:szCs w:val="20"/>
+              </w:rPr>
+            </w:pPr>
+            <w:r>
+              <w:rPr>
+                <w:sz w:val="20"/>
+                <w:szCs w:val="20"/>
+              </w:rPr>
+            </w:r>
+          </w:p>
+        </w:tc>
+        <w:tc>
+          <w:tcPr>
+            <w:tcW w:w="115" w:type="dxa"/>
             <w:tcBorders>
               <w:top w:val="nil"/>
               <w:left w:val="nil"/>
@@ -4377,14 +4377,14 @@
         <w:tblLook w:val="01e0"/>
       </w:tblPr>
       <w:tblGrid>
-        <w:gridCol w:w="4562"/>
-        <w:gridCol w:w="5629"/>
+        <w:gridCol w:w="4561"/>
+        <w:gridCol w:w="5630"/>
       </w:tblGrid>
       <w:tr>
         <w:trPr/>
         <w:tc>
           <w:tcPr>
-            <w:tcW w:w="4562" w:type="dxa"/>
+            <w:tcW w:w="4561" w:type="dxa"/>
             <w:tcBorders>
               <w:top w:val="nil"/>
               <w:left w:val="nil"/>
@@ -4418,7 +4418,7 @@
         </w:tc>
         <w:tc>
           <w:tcPr>
-            <w:tcW w:w="5629" w:type="dxa"/>
+            <w:tcW w:w="5630" w:type="dxa"/>
             <w:tcBorders>
               <w:top w:val="nil"/>
               <w:left w:val="nil"/>
@@ -4935,15 +4935,15 @@
       <w:tblGrid>
         <w:gridCol w:w="3738"/>
         <w:gridCol w:w="364"/>
-        <w:gridCol w:w="277"/>
-        <w:gridCol w:w="1286"/>
+        <w:gridCol w:w="276"/>
+        <w:gridCol w:w="1287"/>
         <w:gridCol w:w="367"/>
         <w:gridCol w:w="364"/>
         <w:gridCol w:w="701"/>
         <w:gridCol w:w="364"/>
         <w:gridCol w:w="220"/>
-        <w:gridCol w:w="1286"/>
-        <w:gridCol w:w="338"/>
+        <w:gridCol w:w="1285"/>
+        <w:gridCol w:w="339"/>
         <w:gridCol w:w="361"/>
         <w:gridCol w:w="252"/>
       </w:tblGrid>
@@ -5020,7 +5020,7 @@
         </w:tc>
         <w:tc>
           <w:tcPr>
-            <w:tcW w:w="277" w:type="dxa"/>
+            <w:tcW w:w="276" w:type="dxa"/>
             <w:tcBorders>
               <w:top w:val="nil"/>
               <w:left w:val="nil"/>
@@ -5054,7 +5054,7 @@
         </w:tc>
         <w:tc>
           <w:tcPr>
-            <w:tcW w:w="1286" w:type="dxa"/>
+            <w:tcW w:w="1287" w:type="dxa"/>
             <w:tcBorders>
               <w:top w:val="nil"/>
               <w:left w:val="nil"/>
@@ -5259,36 +5259,36 @@
         </w:tc>
         <w:tc>
           <w:tcPr>
-            <w:tcW w:w="1286" w:type="dxa"/>
-            <w:tcBorders>
-              <w:top w:val="nil"/>
-              <w:left w:val="nil"/>
-              <w:right w:val="nil"/>
-            </w:tcBorders>
-            <w:vAlign w:val="bottom"/>
-          </w:tcPr>
-          <w:p>
-            <w:pPr>
-              <w:pStyle w:val="Normal"/>
-              <w:widowControl/>
-              <w:spacing w:before="0" w:after="0"/>
-              <w:jc w:val="center"/>
-              <w:rPr>
-                <w:sz w:val="20"/>
-                <w:szCs w:val="20"/>
-              </w:rPr>
-            </w:pPr>
-            <w:r>
-              <w:rPr>
-                <w:sz w:val="20"/>
-                <w:szCs w:val="20"/>
-              </w:rPr>
-            </w:r>
-          </w:p>
-        </w:tc>
-        <w:tc>
-          <w:tcPr>
-            <w:tcW w:w="338" w:type="dxa"/>
+            <w:tcW w:w="1285" w:type="dxa"/>
+            <w:tcBorders>
+              <w:top w:val="nil"/>
+              <w:left w:val="nil"/>
+              <w:right w:val="nil"/>
+            </w:tcBorders>
+            <w:vAlign w:val="bottom"/>
+          </w:tcPr>
+          <w:p>
+            <w:pPr>
+              <w:pStyle w:val="Normal"/>
+              <w:widowControl/>
+              <w:spacing w:before="0" w:after="0"/>
+              <w:jc w:val="center"/>
+              <w:rPr>
+                <w:sz w:val="20"/>
+                <w:szCs w:val="20"/>
+              </w:rPr>
+            </w:pPr>
+            <w:r>
+              <w:rPr>
+                <w:sz w:val="20"/>
+                <w:szCs w:val="20"/>
+              </w:rPr>
+            </w:r>
+          </w:p>
+        </w:tc>
+        <w:tc>
+          <w:tcPr>
+            <w:tcW w:w="339" w:type="dxa"/>
             <w:tcBorders>
               <w:top w:val="nil"/>
               <w:left w:val="nil"/>
@@ -5632,8 +5632,8 @@
         <w:tblLook w:val="01e0"/>
       </w:tblPr>
       <w:tblGrid>
-        <w:gridCol w:w="2700"/>
-        <w:gridCol w:w="562"/>
+        <w:gridCol w:w="2699"/>
+        <w:gridCol w:w="563"/>
         <w:gridCol w:w="854"/>
         <w:gridCol w:w="280"/>
         <w:gridCol w:w="2603"/>
@@ -5785,7 +5785,7 @@
         <w:trPr/>
         <w:tc>
           <w:tcPr>
-            <w:tcW w:w="2700" w:type="dxa"/>
+            <w:tcW w:w="2699" w:type="dxa"/>
             <w:tcBorders>
               <w:top w:val="nil"/>
               <w:left w:val="nil"/>
@@ -5819,7 +5819,7 @@
         </w:tc>
         <w:tc>
           <w:tcPr>
-            <w:tcW w:w="4299" w:type="dxa"/>
+            <w:tcW w:w="4300" w:type="dxa"/>
             <w:gridSpan w:val="4"/>
             <w:tcBorders>
               <w:top w:val="nil"/>
@@ -6236,8 +6236,8 @@
       </w:tblPr>
       <w:tblGrid>
         <w:gridCol w:w="2086"/>
-        <w:gridCol w:w="614"/>
-        <w:gridCol w:w="4299"/>
+        <w:gridCol w:w="613"/>
+        <w:gridCol w:w="4300"/>
         <w:gridCol w:w="1218"/>
         <w:gridCol w:w="1974"/>
       </w:tblGrid>
@@ -6385,7 +6385,7 @@
         <w:trPr/>
         <w:tc>
           <w:tcPr>
-            <w:tcW w:w="2700" w:type="dxa"/>
+            <w:tcW w:w="2699" w:type="dxa"/>
             <w:gridSpan w:val="2"/>
             <w:tcBorders>
               <w:top w:val="nil"/>
@@ -6420,7 +6420,7 @@
         </w:tc>
         <w:tc>
           <w:tcPr>
-            <w:tcW w:w="4299" w:type="dxa"/>
+            <w:tcW w:w="4300" w:type="dxa"/>
             <w:tcBorders>
               <w:top w:val="nil"/>
               <w:left w:val="nil"/>
@@ -6904,17 +6904,17 @@
       </w:tblPr>
       <w:tblGrid>
         <w:gridCol w:w="2688"/>
-        <w:gridCol w:w="222"/>
+        <w:gridCol w:w="221"/>
         <w:gridCol w:w="266"/>
-        <w:gridCol w:w="464"/>
+        <w:gridCol w:w="465"/>
         <w:gridCol w:w="280"/>
         <w:gridCol w:w="420"/>
-        <w:gridCol w:w="2643"/>
-        <w:gridCol w:w="11"/>
-        <w:gridCol w:w="1207"/>
+        <w:gridCol w:w="2642"/>
+        <w:gridCol w:w="12"/>
+        <w:gridCol w:w="1206"/>
         <w:gridCol w:w="11"/>
         <w:gridCol w:w="1963"/>
-        <w:gridCol w:w="16"/>
+        <w:gridCol w:w="17"/>
       </w:tblGrid>
       <w:tr>
         <w:trPr/>
@@ -7014,27 +7014,7 @@
                 <w:szCs w:val="20"/>
                 <w:lang w:val="ru-RU" w:eastAsia="ru-RU" w:bidi="ar-SA"/>
               </w:rPr>
-              <w:t>/л, СОЭ ${CBC_E</w:t>
-            </w:r>
-            <w:r>
-              <w:rPr>
-                <w:rFonts w:eastAsia="Times New Roman" w:cs="Times New Roman"/>
-                <w:kern w:val="0"/>
-                <w:sz w:val="20"/>
-                <w:szCs w:val="20"/>
-                <w:lang w:val="ru-RU" w:eastAsia="ru-RU" w:bidi="ar-SA"/>
-              </w:rPr>
-              <w:t>SR</w:t>
-            </w:r>
-            <w:r>
-              <w:rPr>
-                <w:rFonts w:eastAsia="Times New Roman" w:cs="Times New Roman"/>
-                <w:kern w:val="0"/>
-                <w:sz w:val="20"/>
-                <w:szCs w:val="20"/>
-                <w:lang w:val="ru-RU" w:eastAsia="ru-RU" w:bidi="ar-SA"/>
-              </w:rPr>
-              <w:t>} мм/ч</w:t>
+              <w:t>/л, СОЭ ${CBC_ESR} мм/ч</w:t>
             </w:r>
           </w:p>
         </w:tc>
@@ -7352,7 +7332,7 @@
         <w:trPr/>
         <w:tc>
           <w:tcPr>
-            <w:tcW w:w="2910" w:type="dxa"/>
+            <w:tcW w:w="2909" w:type="dxa"/>
             <w:gridSpan w:val="2"/>
             <w:tcBorders>
               <w:top w:val="nil"/>
@@ -7500,7 +7480,7 @@
         </w:tc>
         <w:tc>
           <w:tcPr>
-            <w:tcW w:w="16" w:type="dxa"/>
+            <w:tcW w:w="17" w:type="dxa"/>
             <w:tcBorders>
               <w:top w:val="nil"/>
               <w:left w:val="nil"/>
@@ -7530,7 +7510,7 @@
         <w:trPr/>
         <w:tc>
           <w:tcPr>
-            <w:tcW w:w="3176" w:type="dxa"/>
+            <w:tcW w:w="3175" w:type="dxa"/>
             <w:gridSpan w:val="3"/>
             <w:tcBorders>
               <w:top w:val="nil"/>
@@ -7670,7 +7650,7 @@
         </w:tc>
         <w:tc>
           <w:tcPr>
-            <w:tcW w:w="16" w:type="dxa"/>
+            <w:tcW w:w="17" w:type="dxa"/>
             <w:tcBorders>
               <w:top w:val="nil"/>
               <w:left w:val="nil"/>
@@ -7735,7 +7715,7 @@
         </w:tc>
         <w:tc>
           <w:tcPr>
-            <w:tcW w:w="3063" w:type="dxa"/>
+            <w:tcW w:w="3062" w:type="dxa"/>
             <w:gridSpan w:val="2"/>
             <w:tcBorders>
               <w:top w:val="nil"/>
@@ -7840,7 +7820,7 @@
         </w:tc>
         <w:tc>
           <w:tcPr>
-            <w:tcW w:w="16" w:type="dxa"/>
+            <w:tcW w:w="17" w:type="dxa"/>
             <w:tcBorders>
               <w:top w:val="nil"/>
               <w:left w:val="nil"/>
@@ -7904,7 +7884,7 @@
         </w:tc>
         <w:tc>
           <w:tcPr>
-            <w:tcW w:w="4295" w:type="dxa"/>
+            <w:tcW w:w="4294" w:type="dxa"/>
             <w:gridSpan w:val="6"/>
             <w:tcBorders>
               <w:top w:val="nil"/>
@@ -8009,7 +7989,7 @@
         </w:tc>
         <w:tc>
           <w:tcPr>
-            <w:tcW w:w="16" w:type="dxa"/>
+            <w:tcW w:w="17" w:type="dxa"/>
             <w:tcBorders>
               <w:top w:val="nil"/>
               <w:left w:val="nil"/>
@@ -8039,7 +8019,7 @@
         <w:trPr/>
         <w:tc>
           <w:tcPr>
-            <w:tcW w:w="6983" w:type="dxa"/>
+            <w:tcW w:w="6982" w:type="dxa"/>
             <w:gridSpan w:val="7"/>
             <w:tcBorders>
               <w:top w:val="nil"/>
@@ -8144,7 +8124,7 @@
         </w:tc>
         <w:tc>
           <w:tcPr>
-            <w:tcW w:w="16" w:type="dxa"/>
+            <w:tcW w:w="17" w:type="dxa"/>
             <w:tcBorders>
               <w:top w:val="nil"/>
               <w:left w:val="nil"/>
@@ -8174,7 +8154,7 @@
         <w:trPr/>
         <w:tc>
           <w:tcPr>
-            <w:tcW w:w="6983" w:type="dxa"/>
+            <w:tcW w:w="6982" w:type="dxa"/>
             <w:gridSpan w:val="7"/>
             <w:tcBorders>
               <w:left w:val="nil"/>
@@ -8278,7 +8258,7 @@
         </w:tc>
         <w:tc>
           <w:tcPr>
-            <w:tcW w:w="16" w:type="dxa"/>
+            <w:tcW w:w="17" w:type="dxa"/>
             <w:tcBorders>
               <w:top w:val="nil"/>
               <w:left w:val="nil"/>
@@ -8539,7 +8519,7 @@
         </w:tc>
         <w:tc>
           <w:tcPr>
-            <w:tcW w:w="1218" w:type="dxa"/>
+            <w:tcW w:w="1217" w:type="dxa"/>
             <w:gridSpan w:val="2"/>
             <w:tcBorders>
               <w:top w:val="nil"/>
@@ -8584,7 +8564,7 @@
         </w:tc>
         <w:tc>
           <w:tcPr>
-            <w:tcW w:w="1979" w:type="dxa"/>
+            <w:tcW w:w="1980" w:type="dxa"/>
             <w:gridSpan w:val="2"/>
             <w:tcBorders>
               <w:top w:val="nil"/>
@@ -8690,14 +8670,14 @@
         <w:tblLook w:val="01e0"/>
       </w:tblPr>
       <w:tblGrid>
-        <w:gridCol w:w="4366"/>
-        <w:gridCol w:w="5825"/>
+        <w:gridCol w:w="4365"/>
+        <w:gridCol w:w="5826"/>
       </w:tblGrid>
       <w:tr>
         <w:trPr/>
         <w:tc>
           <w:tcPr>
-            <w:tcW w:w="4366" w:type="dxa"/>
+            <w:tcW w:w="4365" w:type="dxa"/>
             <w:tcBorders>
               <w:top w:val="nil"/>
               <w:left w:val="nil"/>
@@ -8731,7 +8711,7 @@
         </w:tc>
         <w:tc>
           <w:tcPr>
-            <w:tcW w:w="5825" w:type="dxa"/>
+            <w:tcW w:w="5826" w:type="dxa"/>
             <w:tcBorders>
               <w:top w:val="nil"/>
               <w:left w:val="nil"/>
@@ -8802,8 +8782,8 @@
       </w:tblPr>
       <w:tblGrid>
         <w:gridCol w:w="3121"/>
-        <w:gridCol w:w="1399"/>
-        <w:gridCol w:w="5671"/>
+        <w:gridCol w:w="1398"/>
+        <w:gridCol w:w="5672"/>
       </w:tblGrid>
       <w:tr>
         <w:trPr/>
@@ -8843,36 +8823,36 @@
         </w:tc>
         <w:tc>
           <w:tcPr>
-            <w:tcW w:w="1399" w:type="dxa"/>
-            <w:tcBorders>
-              <w:top w:val="nil"/>
-              <w:left w:val="nil"/>
-              <w:right w:val="nil"/>
-            </w:tcBorders>
-            <w:vAlign w:val="bottom"/>
-          </w:tcPr>
-          <w:p>
-            <w:pPr>
-              <w:pStyle w:val="Normal"/>
-              <w:widowControl/>
-              <w:spacing w:before="0" w:after="0"/>
-              <w:jc w:val="center"/>
-              <w:rPr>
-                <w:sz w:val="20"/>
-                <w:szCs w:val="20"/>
-              </w:rPr>
-            </w:pPr>
-            <w:r>
-              <w:rPr>
-                <w:sz w:val="20"/>
-                <w:szCs w:val="20"/>
-              </w:rPr>
-            </w:r>
-          </w:p>
-        </w:tc>
-        <w:tc>
-          <w:tcPr>
-            <w:tcW w:w="5671" w:type="dxa"/>
+            <w:tcW w:w="1398" w:type="dxa"/>
+            <w:tcBorders>
+              <w:top w:val="nil"/>
+              <w:left w:val="nil"/>
+              <w:right w:val="nil"/>
+            </w:tcBorders>
+            <w:vAlign w:val="bottom"/>
+          </w:tcPr>
+          <w:p>
+            <w:pPr>
+              <w:pStyle w:val="Normal"/>
+              <w:widowControl/>
+              <w:spacing w:before="0" w:after="0"/>
+              <w:jc w:val="center"/>
+              <w:rPr>
+                <w:sz w:val="20"/>
+                <w:szCs w:val="20"/>
+              </w:rPr>
+            </w:pPr>
+            <w:r>
+              <w:rPr>
+                <w:sz w:val="20"/>
+                <w:szCs w:val="20"/>
+              </w:rPr>
+            </w:r>
+          </w:p>
+        </w:tc>
+        <w:tc>
+          <w:tcPr>
+            <w:tcW w:w="5672" w:type="dxa"/>
             <w:tcBorders>
               <w:top w:val="nil"/>
               <w:left w:val="nil"/>
@@ -9048,14 +9028,14 @@
         <w:tblLook w:val="01e0"/>
       </w:tblPr>
       <w:tblGrid>
-        <w:gridCol w:w="6605"/>
-        <w:gridCol w:w="3586"/>
+        <w:gridCol w:w="6604"/>
+        <w:gridCol w:w="3587"/>
       </w:tblGrid>
       <w:tr>
         <w:trPr/>
         <w:tc>
           <w:tcPr>
-            <w:tcW w:w="6605" w:type="dxa"/>
+            <w:tcW w:w="6604" w:type="dxa"/>
             <w:tcBorders>
               <w:top w:val="nil"/>
               <w:left w:val="nil"/>
@@ -9089,7 +9069,7 @@
         </w:tc>
         <w:tc>
           <w:tcPr>
-            <w:tcW w:w="3586" w:type="dxa"/>
+            <w:tcW w:w="3587" w:type="dxa"/>
             <w:tcBorders>
               <w:top w:val="nil"/>
               <w:left w:val="nil"/>
@@ -9511,14 +9491,14 @@
         <w:tblLook w:val="01e0"/>
       </w:tblPr>
       <w:tblGrid>
-        <w:gridCol w:w="1748"/>
-        <w:gridCol w:w="8443"/>
+        <w:gridCol w:w="1747"/>
+        <w:gridCol w:w="8444"/>
       </w:tblGrid>
       <w:tr>
         <w:trPr/>
         <w:tc>
           <w:tcPr>
-            <w:tcW w:w="1748" w:type="dxa"/>
+            <w:tcW w:w="1747" w:type="dxa"/>
             <w:tcBorders>
               <w:top w:val="nil"/>
               <w:left w:val="nil"/>
@@ -9552,7 +9532,7 @@
         </w:tc>
         <w:tc>
           <w:tcPr>
-            <w:tcW w:w="8443" w:type="dxa"/>
+            <w:tcW w:w="8444" w:type="dxa"/>
             <w:tcBorders>
               <w:top w:val="nil"/>
               <w:left w:val="nil"/>
@@ -9900,14 +9880,14 @@
         <w:tblLook w:val="01e0"/>
       </w:tblPr>
       <w:tblGrid>
-        <w:gridCol w:w="3666"/>
-        <w:gridCol w:w="6525"/>
+        <w:gridCol w:w="3665"/>
+        <w:gridCol w:w="6526"/>
       </w:tblGrid>
       <w:tr>
         <w:trPr/>
         <w:tc>
           <w:tcPr>
-            <w:tcW w:w="3666" w:type="dxa"/>
+            <w:tcW w:w="3665" w:type="dxa"/>
             <w:tcBorders>
               <w:top w:val="nil"/>
               <w:left w:val="nil"/>
@@ -9941,7 +9921,7 @@
         </w:tc>
         <w:tc>
           <w:tcPr>
-            <w:tcW w:w="6525" w:type="dxa"/>
+            <w:tcW w:w="6526" w:type="dxa"/>
             <w:tcBorders>
               <w:top w:val="nil"/>
               <w:left w:val="nil"/>
@@ -10342,15 +10322,15 @@
         <w:tblLook w:val="01e0"/>
       </w:tblPr>
       <w:tblGrid>
-        <w:gridCol w:w="4310"/>
-        <w:gridCol w:w="4787"/>
+        <w:gridCol w:w="4309"/>
+        <w:gridCol w:w="4788"/>
         <w:gridCol w:w="1094"/>
       </w:tblGrid>
       <w:tr>
         <w:trPr/>
         <w:tc>
           <w:tcPr>
-            <w:tcW w:w="4310" w:type="dxa"/>
+            <w:tcW w:w="4309" w:type="dxa"/>
             <w:tcBorders>
               <w:top w:val="nil"/>
               <w:left w:val="nil"/>
@@ -10384,7 +10364,7 @@
         </w:tc>
         <w:tc>
           <w:tcPr>
-            <w:tcW w:w="4787" w:type="dxa"/>
+            <w:tcW w:w="4788" w:type="dxa"/>
             <w:tcBorders>
               <w:top w:val="nil"/>
               <w:left w:val="nil"/>
@@ -10445,7 +10425,7 @@
         <w:trPr/>
         <w:tc>
           <w:tcPr>
-            <w:tcW w:w="4310" w:type="dxa"/>
+            <w:tcW w:w="4309" w:type="dxa"/>
             <w:tcBorders>
               <w:top w:val="nil"/>
               <w:left w:val="nil"/>
@@ -10474,7 +10454,7 @@
         </w:tc>
         <w:tc>
           <w:tcPr>
-            <w:tcW w:w="4787" w:type="dxa"/>
+            <w:tcW w:w="4788" w:type="dxa"/>
             <w:tcBorders>
               <w:left w:val="nil"/>
               <w:bottom w:val="nil"/>
@@ -10868,9 +10848,8 @@
       <w:szCs w:val="20"/>
     </w:rPr>
   </w:style>
-  <w:style w:type="character" w:styleId="FootnoteCharactersuser">
-    <w:name w:val="Footnote Characters (user)"/>
-    <w:basedOn w:val="DefaultParagraphFont"/>
+  <w:style w:type="character" w:styleId="FootnoteCharacters">
+    <w:name w:val="Footnote Characters"/>
     <w:uiPriority w:val="99"/>
     <w:semiHidden/>
     <w:qFormat/>
@@ -10880,8 +10859,8 @@
       <w:vertAlign w:val="superscript"/>
     </w:rPr>
   </w:style>
-  <w:style w:type="character" w:styleId="FootnoteCharacters">
-    <w:name w:val="Footnote Characters"/>
+  <w:style w:type="character" w:styleId="FootnoteCharactersuser">
+    <w:name w:val="Footnote Characters (user)"/>
     <w:qFormat/>
     <w:rPr>
       <w:rFonts w:cs="Times New Roman"/>
